--- a/Backend/Director_Disclosure/Output_Disclosures/2024-25/LANDMARK_BUSINESS_SERVICE_CENTRE_PRIVATE_LIMITED/DIR-8/DIR8_ANUP_PRAVIN_SHAH_00293207.docx
+++ b/Backend/Director_Disclosure/Output_Disclosures/2024-25/LANDMARK_BUSINESS_SERVICE_CENTRE_PRIVATE_LIMITED/DIR-8/DIR8_ANUP_PRAVIN_SHAH_00293207.docx
@@ -690,7 +690,7 @@
                 <w:b w:val="0"/>
                 <w:sz w:val="23"/>
               </w:rPr>
-              <w:t>CLARIS LIMITED</w:t>
+              <w:t>JM FINANCIAL CAPITAL LIMITED</w:t>
             </w:r>
           </w:p>
         </w:tc>
@@ -709,7 +709,7 @@
                 <w:b w:val="0"/>
                 <w:sz w:val="23"/>
               </w:rPr>
-              <w:t>25/04/2019</w:t>
+              <w:t>28/03/2018</w:t>
             </w:r>
           </w:p>
         </w:tc>
@@ -760,7 +760,7 @@
                 <w:b w:val="0"/>
                 <w:sz w:val="23"/>
               </w:rPr>
-              <w:t>MAHINDRA SUSTEN PRIVATE LIMITED</w:t>
+              <w:t>CLARIS LIFESCIENCES LIMITED</w:t>
             </w:r>
           </w:p>
         </w:tc>
@@ -779,7 +779,7 @@
                 <w:b w:val="0"/>
                 <w:sz w:val="23"/>
               </w:rPr>
-              <w:t>01/11/2017</w:t>
+              <w:t>23/02/2013</w:t>
             </w:r>
           </w:p>
         </w:tc>
@@ -830,7 +830,7 @@
                 <w:b w:val="0"/>
                 <w:sz w:val="23"/>
               </w:rPr>
-              <w:t>JM FINANCIAL CREDIT SOLUTIONS LIMITED</w:t>
+              <w:t>MACRO INVESTMENT &amp; FINANCIAL CONSULTANTS PRIVATE LIMITED</w:t>
             </w:r>
           </w:p>
         </w:tc>
@@ -849,7 +849,7 @@
                 <w:b w:val="0"/>
                 <w:sz w:val="23"/>
               </w:rPr>
-              <w:t>29/03/2016</w:t>
+              <w:t>30/11/2012</w:t>
             </w:r>
           </w:p>
         </w:tc>
@@ -882,146 +882,6 @@
                 <w:sz w:val="23"/>
               </w:rPr>
               <w:t>9</w:t>
-            </w:r>
-          </w:p>
-        </w:tc>
-        <w:tc>
-          <w:tcPr>
-            <w:tcW w:type="dxa" w:w="3864"/>
-          </w:tcPr>
-          <w:p>
-            <w:pPr>
-              <w:spacing w:after="0"/>
-              <w:jc w:val="both"/>
-            </w:pPr>
-            <w:r>
-              <w:rPr>
-                <w:rFonts w:ascii="Adani" w:hAnsi="Adani" w:eastAsia="Adani" w:cs="Adani"/>
-                <w:b w:val="0"/>
-                <w:sz w:val="23"/>
-              </w:rPr>
-              <w:t>MARATHON NEXTGEN REALTY LIMITED</w:t>
-            </w:r>
-          </w:p>
-        </w:tc>
-        <w:tc>
-          <w:tcPr>
-            <w:tcW w:type="dxa" w:w="2610"/>
-          </w:tcPr>
-          <w:p>
-            <w:pPr>
-              <w:spacing w:after="0"/>
-              <w:jc w:val="center"/>
-            </w:pPr>
-            <w:r>
-              <w:rPr>
-                <w:rFonts w:ascii="Adani" w:hAnsi="Adani" w:eastAsia="Adani" w:cs="Adani"/>
-                <w:b w:val="0"/>
-                <w:sz w:val="23"/>
-              </w:rPr>
-              <w:t>28/08/2015</w:t>
-            </w:r>
-          </w:p>
-        </w:tc>
-        <w:tc>
-          <w:tcPr>
-            <w:tcW w:type="dxa" w:w="2250"/>
-          </w:tcPr>
-          <w:p>
-            <w:pPr>
-              <w:spacing w:after="0"/>
-              <w:jc w:val="center"/>
-            </w:pPr>
-          </w:p>
-        </w:tc>
-      </w:tr>
-      <w:tr>
-        <w:tc>
-          <w:tcPr>
-            <w:tcW w:type="dxa" w:w="636"/>
-          </w:tcPr>
-          <w:p>
-            <w:pPr>
-              <w:spacing w:after="0"/>
-              <w:ind w:left="360"/>
-            </w:pPr>
-            <w:r>
-              <w:rPr>
-                <w:rFonts w:ascii="Adani" w:hAnsi="Adani" w:eastAsia="Adani" w:cs="Adani"/>
-                <w:b w:val="0"/>
-                <w:sz w:val="23"/>
-              </w:rPr>
-              <w:t>10</w:t>
-            </w:r>
-          </w:p>
-        </w:tc>
-        <w:tc>
-          <w:tcPr>
-            <w:tcW w:type="dxa" w:w="3864"/>
-          </w:tcPr>
-          <w:p>
-            <w:pPr>
-              <w:spacing w:after="0"/>
-              <w:jc w:val="both"/>
-            </w:pPr>
-            <w:r>
-              <w:rPr>
-                <w:rFonts w:ascii="Adani" w:hAnsi="Adani" w:eastAsia="Adani" w:cs="Adani"/>
-                <w:b w:val="0"/>
-                <w:sz w:val="23"/>
-              </w:rPr>
-              <w:t>JM FINANCIAL SERVICES LIMITED</w:t>
-            </w:r>
-          </w:p>
-        </w:tc>
-        <w:tc>
-          <w:tcPr>
-            <w:tcW w:type="dxa" w:w="2610"/>
-          </w:tcPr>
-          <w:p>
-            <w:pPr>
-              <w:spacing w:after="0"/>
-              <w:jc w:val="center"/>
-            </w:pPr>
-            <w:r>
-              <w:rPr>
-                <w:rFonts w:ascii="Adani" w:hAnsi="Adani" w:eastAsia="Adani" w:cs="Adani"/>
-                <w:b w:val="0"/>
-                <w:sz w:val="23"/>
-              </w:rPr>
-              <w:t>18/11/2014</w:t>
-            </w:r>
-          </w:p>
-        </w:tc>
-        <w:tc>
-          <w:tcPr>
-            <w:tcW w:type="dxa" w:w="2250"/>
-          </w:tcPr>
-          <w:p>
-            <w:pPr>
-              <w:spacing w:after="0"/>
-              <w:jc w:val="center"/>
-            </w:pPr>
-          </w:p>
-        </w:tc>
-      </w:tr>
-      <w:tr>
-        <w:tc>
-          <w:tcPr>
-            <w:tcW w:type="dxa" w:w="636"/>
-          </w:tcPr>
-          <w:p>
-            <w:pPr>
-              <w:spacing w:after="0"/>
-              <w:ind w:left="360"/>
-            </w:pPr>
-            <w:r>
-              <w:rPr>
-                <w:rFonts w:ascii="Adani" w:hAnsi="Adani" w:eastAsia="Adani" w:cs="Adani"/>
-                <w:b w:val="0"/>
-                <w:sz w:val="23"/>
-              </w:rPr>
-              <w:t>11</w:t>
             </w:r>
           </w:p>
         </w:tc>
@@ -1091,7 +951,77 @@
                 <w:b w:val="0"/>
                 <w:sz w:val="23"/>
               </w:rPr>
-              <w:t>12</w:t>
+              <w:t>10</w:t>
+            </w:r>
+          </w:p>
+        </w:tc>
+        <w:tc>
+          <w:tcPr>
+            <w:tcW w:type="dxa" w:w="3864"/>
+          </w:tcPr>
+          <w:p>
+            <w:pPr>
+              <w:spacing w:after="0"/>
+              <w:jc w:val="both"/>
+            </w:pPr>
+            <w:r>
+              <w:rPr>
+                <w:rFonts w:ascii="Adani" w:hAnsi="Adani" w:eastAsia="Adani" w:cs="Adani"/>
+                <w:b w:val="0"/>
+                <w:sz w:val="23"/>
+              </w:rPr>
+              <w:t>KNOWHOWHUBCOM PRIVATE LIMITED</w:t>
+            </w:r>
+          </w:p>
+        </w:tc>
+        <w:tc>
+          <w:tcPr>
+            <w:tcW w:type="dxa" w:w="2610"/>
+          </w:tcPr>
+          <w:p>
+            <w:pPr>
+              <w:spacing w:after="0"/>
+              <w:jc w:val="center"/>
+            </w:pPr>
+            <w:r>
+              <w:rPr>
+                <w:rFonts w:ascii="Adani" w:hAnsi="Adani" w:eastAsia="Adani" w:cs="Adani"/>
+                <w:b w:val="0"/>
+                <w:sz w:val="23"/>
+              </w:rPr>
+              <w:t>19/04/2010</w:t>
+            </w:r>
+          </w:p>
+        </w:tc>
+        <w:tc>
+          <w:tcPr>
+            <w:tcW w:type="dxa" w:w="2250"/>
+          </w:tcPr>
+          <w:p>
+            <w:pPr>
+              <w:spacing w:after="0"/>
+              <w:jc w:val="center"/>
+            </w:pPr>
+          </w:p>
+        </w:tc>
+      </w:tr>
+      <w:tr>
+        <w:tc>
+          <w:tcPr>
+            <w:tcW w:type="dxa" w:w="636"/>
+          </w:tcPr>
+          <w:p>
+            <w:pPr>
+              <w:spacing w:after="0"/>
+              <w:ind w:left="360"/>
+            </w:pPr>
+            <w:r>
+              <w:rPr>
+                <w:rFonts w:ascii="Adani" w:hAnsi="Adani" w:eastAsia="Adani" w:cs="Adani"/>
+                <w:b w:val="0"/>
+                <w:sz w:val="23"/>
+              </w:rPr>
+              <w:t>11</w:t>
             </w:r>
           </w:p>
         </w:tc>
@@ -1245,7 +1175,7 @@
           <w:b w:val="0"/>
           <w:sz w:val="23"/>
         </w:rPr>
-        <w:t xml:space="preserve">Date: 07th May, 2026</w:t>
+        <w:t xml:space="preserve">Date: 15th May, 2026</w:t>
         <w:tab/>
       </w:r>
     </w:p>

--- a/Backend/Director_Disclosure/Output_Disclosures/2024-25/LANDMARK_BUSINESS_SERVICE_CENTRE_PRIVATE_LIMITED/DIR-8/DIR8_ANUP_PRAVIN_SHAH_00293207.docx
+++ b/Backend/Director_Disclosure/Output_Disclosures/2024-25/LANDMARK_BUSINESS_SERVICE_CENTRE_PRIVATE_LIMITED/DIR-8/DIR8_ANUP_PRAVIN_SHAH_00293207.docx
@@ -359,7 +359,7 @@
                 <w:b w:val="0"/>
                 <w:sz w:val="23"/>
               </w:rPr>
-              <w:t>18/10/2024</w:t>
+              <w:t>17/01/2025</w:t>
             </w:r>
           </w:p>
         </w:tc>
@@ -410,7 +410,7 @@
                 <w:b w:val="0"/>
                 <w:sz w:val="23"/>
               </w:rPr>
-              <w:t>ADANI GREEN ENERGY LIMITED</w:t>
+              <w:t>JM FINANCIAL TRUSTEE COMPANY PRIVATE LIMITED</w:t>
             </w:r>
           </w:p>
         </w:tc>
@@ -429,7 +429,7 @@
                 <w:b w:val="0"/>
                 <w:sz w:val="23"/>
               </w:rPr>
-              <w:t>05/12/2023</w:t>
+              <w:t>15/07/2024</w:t>
             </w:r>
           </w:p>
         </w:tc>
@@ -480,7 +480,7 @@
                 <w:b w:val="0"/>
                 <w:sz w:val="23"/>
               </w:rPr>
-              <w:t>JM FINANCIAL TRUSTEE COMPANY PRIVATE LIMITED</w:t>
+              <w:t>ADANI GREEN ENERGY LIMITED</w:t>
             </w:r>
           </w:p>
         </w:tc>
@@ -499,7 +499,7 @@
                 <w:b w:val="0"/>
                 <w:sz w:val="23"/>
               </w:rPr>
-              <w:t>31/08/2023</w:t>
+              <w:t>05/12/2023</w:t>
             </w:r>
           </w:p>
         </w:tc>
@@ -690,216 +690,6 @@
                 <w:b w:val="0"/>
                 <w:sz w:val="23"/>
               </w:rPr>
-              <w:t>JM FINANCIAL CAPITAL LIMITED</w:t>
-            </w:r>
-          </w:p>
-        </w:tc>
-        <w:tc>
-          <w:tcPr>
-            <w:tcW w:type="dxa" w:w="2610"/>
-          </w:tcPr>
-          <w:p>
-            <w:pPr>
-              <w:spacing w:after="0"/>
-              <w:jc w:val="center"/>
-            </w:pPr>
-            <w:r>
-              <w:rPr>
-                <w:rFonts w:ascii="Adani" w:hAnsi="Adani" w:eastAsia="Adani" w:cs="Adani"/>
-                <w:b w:val="0"/>
-                <w:sz w:val="23"/>
-              </w:rPr>
-              <w:t>28/03/2018</w:t>
-            </w:r>
-          </w:p>
-        </w:tc>
-        <w:tc>
-          <w:tcPr>
-            <w:tcW w:type="dxa" w:w="2250"/>
-          </w:tcPr>
-          <w:p>
-            <w:pPr>
-              <w:spacing w:after="0"/>
-              <w:jc w:val="center"/>
-            </w:pPr>
-          </w:p>
-        </w:tc>
-      </w:tr>
-      <w:tr>
-        <w:tc>
-          <w:tcPr>
-            <w:tcW w:type="dxa" w:w="636"/>
-          </w:tcPr>
-          <w:p>
-            <w:pPr>
-              <w:spacing w:after="0"/>
-              <w:ind w:left="360"/>
-            </w:pPr>
-            <w:r>
-              <w:rPr>
-                <w:rFonts w:ascii="Adani" w:hAnsi="Adani" w:eastAsia="Adani" w:cs="Adani"/>
-                <w:b w:val="0"/>
-                <w:sz w:val="23"/>
-              </w:rPr>
-              <w:t>7</w:t>
-            </w:r>
-          </w:p>
-        </w:tc>
-        <w:tc>
-          <w:tcPr>
-            <w:tcW w:type="dxa" w:w="3864"/>
-          </w:tcPr>
-          <w:p>
-            <w:pPr>
-              <w:spacing w:after="0"/>
-              <w:jc w:val="both"/>
-            </w:pPr>
-            <w:r>
-              <w:rPr>
-                <w:rFonts w:ascii="Adani" w:hAnsi="Adani" w:eastAsia="Adani" w:cs="Adani"/>
-                <w:b w:val="0"/>
-                <w:sz w:val="23"/>
-              </w:rPr>
-              <w:t>CLARIS LIFESCIENCES LIMITED</w:t>
-            </w:r>
-          </w:p>
-        </w:tc>
-        <w:tc>
-          <w:tcPr>
-            <w:tcW w:type="dxa" w:w="2610"/>
-          </w:tcPr>
-          <w:p>
-            <w:pPr>
-              <w:spacing w:after="0"/>
-              <w:jc w:val="center"/>
-            </w:pPr>
-            <w:r>
-              <w:rPr>
-                <w:rFonts w:ascii="Adani" w:hAnsi="Adani" w:eastAsia="Adani" w:cs="Adani"/>
-                <w:b w:val="0"/>
-                <w:sz w:val="23"/>
-              </w:rPr>
-              <w:t>23/02/2013</w:t>
-            </w:r>
-          </w:p>
-        </w:tc>
-        <w:tc>
-          <w:tcPr>
-            <w:tcW w:type="dxa" w:w="2250"/>
-          </w:tcPr>
-          <w:p>
-            <w:pPr>
-              <w:spacing w:after="0"/>
-              <w:jc w:val="center"/>
-            </w:pPr>
-          </w:p>
-        </w:tc>
-      </w:tr>
-      <w:tr>
-        <w:tc>
-          <w:tcPr>
-            <w:tcW w:type="dxa" w:w="636"/>
-          </w:tcPr>
-          <w:p>
-            <w:pPr>
-              <w:spacing w:after="0"/>
-              <w:ind w:left="360"/>
-            </w:pPr>
-            <w:r>
-              <w:rPr>
-                <w:rFonts w:ascii="Adani" w:hAnsi="Adani" w:eastAsia="Adani" w:cs="Adani"/>
-                <w:b w:val="0"/>
-                <w:sz w:val="23"/>
-              </w:rPr>
-              <w:t>8</w:t>
-            </w:r>
-          </w:p>
-        </w:tc>
-        <w:tc>
-          <w:tcPr>
-            <w:tcW w:type="dxa" w:w="3864"/>
-          </w:tcPr>
-          <w:p>
-            <w:pPr>
-              <w:spacing w:after="0"/>
-              <w:jc w:val="both"/>
-            </w:pPr>
-            <w:r>
-              <w:rPr>
-                <w:rFonts w:ascii="Adani" w:hAnsi="Adani" w:eastAsia="Adani" w:cs="Adani"/>
-                <w:b w:val="0"/>
-                <w:sz w:val="23"/>
-              </w:rPr>
-              <w:t>MACRO INVESTMENT &amp; FINANCIAL CONSULTANTS PRIVATE LIMITED</w:t>
-            </w:r>
-          </w:p>
-        </w:tc>
-        <w:tc>
-          <w:tcPr>
-            <w:tcW w:type="dxa" w:w="2610"/>
-          </w:tcPr>
-          <w:p>
-            <w:pPr>
-              <w:spacing w:after="0"/>
-              <w:jc w:val="center"/>
-            </w:pPr>
-            <w:r>
-              <w:rPr>
-                <w:rFonts w:ascii="Adani" w:hAnsi="Adani" w:eastAsia="Adani" w:cs="Adani"/>
-                <w:b w:val="0"/>
-                <w:sz w:val="23"/>
-              </w:rPr>
-              <w:t>30/11/2012</w:t>
-            </w:r>
-          </w:p>
-        </w:tc>
-        <w:tc>
-          <w:tcPr>
-            <w:tcW w:type="dxa" w:w="2250"/>
-          </w:tcPr>
-          <w:p>
-            <w:pPr>
-              <w:spacing w:after="0"/>
-              <w:jc w:val="center"/>
-            </w:pPr>
-          </w:p>
-        </w:tc>
-      </w:tr>
-      <w:tr>
-        <w:tc>
-          <w:tcPr>
-            <w:tcW w:type="dxa" w:w="636"/>
-          </w:tcPr>
-          <w:p>
-            <w:pPr>
-              <w:spacing w:after="0"/>
-              <w:ind w:left="360"/>
-            </w:pPr>
-            <w:r>
-              <w:rPr>
-                <w:rFonts w:ascii="Adani" w:hAnsi="Adani" w:eastAsia="Adani" w:cs="Adani"/>
-                <w:b w:val="0"/>
-                <w:sz w:val="23"/>
-              </w:rPr>
-              <w:t>9</w:t>
-            </w:r>
-          </w:p>
-        </w:tc>
-        <w:tc>
-          <w:tcPr>
-            <w:tcW w:type="dxa" w:w="3864"/>
-          </w:tcPr>
-          <w:p>
-            <w:pPr>
-              <w:spacing w:after="0"/>
-              <w:jc w:val="both"/>
-            </w:pPr>
-            <w:r>
-              <w:rPr>
-                <w:rFonts w:ascii="Adani" w:hAnsi="Adani" w:eastAsia="Adani" w:cs="Adani"/>
-                <w:b w:val="0"/>
-                <w:sz w:val="23"/>
-              </w:rPr>
               <w:t>LANDMARK BUSINESS SERVICE CENTRE PRIVATE LIMITED</w:t>
             </w:r>
           </w:p>
@@ -951,77 +741,7 @@
                 <w:b w:val="0"/>
                 <w:sz w:val="23"/>
               </w:rPr>
-              <w:t>10</w:t>
-            </w:r>
-          </w:p>
-        </w:tc>
-        <w:tc>
-          <w:tcPr>
-            <w:tcW w:type="dxa" w:w="3864"/>
-          </w:tcPr>
-          <w:p>
-            <w:pPr>
-              <w:spacing w:after="0"/>
-              <w:jc w:val="both"/>
-            </w:pPr>
-            <w:r>
-              <w:rPr>
-                <w:rFonts w:ascii="Adani" w:hAnsi="Adani" w:eastAsia="Adani" w:cs="Adani"/>
-                <w:b w:val="0"/>
-                <w:sz w:val="23"/>
-              </w:rPr>
-              <w:t>KNOWHOWHUBCOM PRIVATE LIMITED</w:t>
-            </w:r>
-          </w:p>
-        </w:tc>
-        <w:tc>
-          <w:tcPr>
-            <w:tcW w:type="dxa" w:w="2610"/>
-          </w:tcPr>
-          <w:p>
-            <w:pPr>
-              <w:spacing w:after="0"/>
-              <w:jc w:val="center"/>
-            </w:pPr>
-            <w:r>
-              <w:rPr>
-                <w:rFonts w:ascii="Adani" w:hAnsi="Adani" w:eastAsia="Adani" w:cs="Adani"/>
-                <w:b w:val="0"/>
-                <w:sz w:val="23"/>
-              </w:rPr>
-              <w:t>19/04/2010</w:t>
-            </w:r>
-          </w:p>
-        </w:tc>
-        <w:tc>
-          <w:tcPr>
-            <w:tcW w:type="dxa" w:w="2250"/>
-          </w:tcPr>
-          <w:p>
-            <w:pPr>
-              <w:spacing w:after="0"/>
-              <w:jc w:val="center"/>
-            </w:pPr>
-          </w:p>
-        </w:tc>
-      </w:tr>
-      <w:tr>
-        <w:tc>
-          <w:tcPr>
-            <w:tcW w:type="dxa" w:w="636"/>
-          </w:tcPr>
-          <w:p>
-            <w:pPr>
-              <w:spacing w:after="0"/>
-              <w:ind w:left="360"/>
-            </w:pPr>
-            <w:r>
-              <w:rPr>
-                <w:rFonts w:ascii="Adani" w:hAnsi="Adani" w:eastAsia="Adani" w:cs="Adani"/>
-                <w:b w:val="0"/>
-                <w:sz w:val="23"/>
-              </w:rPr>
-              <w:t>11</w:t>
+              <w:t>7</w:t>
             </w:r>
           </w:p>
         </w:tc>
@@ -1175,7 +895,7 @@
           <w:b w:val="0"/>
           <w:sz w:val="23"/>
         </w:rPr>
-        <w:t xml:space="preserve">Date: 15th May, 2026</w:t>
+        <w:t xml:space="preserve">Date: 08th June, 2026</w:t>
         <w:tab/>
       </w:r>
     </w:p>
